--- a/test_outputs/sample_kanban.docx
+++ b/test_outputs/sample_kanban.docx
@@ -704,8 +704,8 @@
       </w:r>
     </w:p>
     <w:sectPr>
-      <w:headerReference xmlns:r="http://schemas.openxmlformats.org/officeDocument/2006/relationships" w:type="default" r:id="Rfe0fd00ea1784bcc"/>
-      <w:footerReference xmlns:r="http://schemas.openxmlformats.org/officeDocument/2006/relationships" w:type="default" r:id="R12e3630ca08345ff"/>
+      <w:headerReference xmlns:r="http://schemas.openxmlformats.org/officeDocument/2006/relationships" w:type="default" r:id="R3c01ae4fe9c2423f"/>
+      <w:footerReference xmlns:r="http://schemas.openxmlformats.org/officeDocument/2006/relationships" w:type="default" r:id="R2b677a371c184713"/>
       <w:pgSz w:w="11906" w:h="16838"/>
       <w:pgMar w:top="1440" w:right="1440" w:bottom="1440" w:left="1440" w:header="576" w:footer="576" w:gutter="0"/>
       <w:pgBorders w:display="allPages" w:offsetFrom="page">

--- a/test_outputs/sample_kanban.docx
+++ b/test_outputs/sample_kanban.docx
@@ -704,8 +704,8 @@
       </w:r>
     </w:p>
     <w:sectPr>
-      <w:headerReference xmlns:r="http://schemas.openxmlformats.org/officeDocument/2006/relationships" w:type="default" r:id="R3c01ae4fe9c2423f"/>
-      <w:footerReference xmlns:r="http://schemas.openxmlformats.org/officeDocument/2006/relationships" w:type="default" r:id="R2b677a371c184713"/>
+      <w:headerReference xmlns:r="http://schemas.openxmlformats.org/officeDocument/2006/relationships" w:type="default" r:id="Rcbefe271222a405a"/>
+      <w:footerReference xmlns:r="http://schemas.openxmlformats.org/officeDocument/2006/relationships" w:type="default" r:id="R92bb2263b1a4497f"/>
       <w:pgSz w:w="11906" w:h="16838"/>
       <w:pgMar w:top="1440" w:right="1440" w:bottom="1440" w:left="1440" w:header="576" w:footer="576" w:gutter="0"/>
       <w:pgBorders w:display="allPages" w:offsetFrom="page">
